--- a/midterm-lab-exam/1 - Statement.docx
+++ b/midterm-lab-exam/1 - Statement.docx
@@ -662,14 +662,6 @@
               </w:rPr>
               <w:t xml:space="preserve"> 25</w:t>
             </w:r>
-            <w:r>
-              <w:rPr>
-                <w:rFonts w:ascii="Times New Roman" w:eastAsia="Times New Roman" w:hAnsi="Times New Roman" w:cs="Times New Roman"/>
-                <w:b/>
-                <w:color w:val="0D0D0D"/>
-                <w:highlight w:val="white"/>
-              </w:rPr>
-            </w:r>
           </w:p>
         </w:tc>
       </w:tr>
@@ -871,14 +863,6 @@
           <w:highlight w:val="white"/>
         </w:rPr>
         <w:t>Question 1: [25 Marks]</w:t>
-      </w:r>
-      <w:r>
-        <w:rPr>
-          <w:rFonts w:ascii="Calibri" w:eastAsia="Calibri" w:hAnsi="Calibri" w:cs="Calibri"/>
-          <w:b/>
-          <w:color w:val="0D0D0D"/>
-          <w:highlight w:val="white"/>
-        </w:rPr>
       </w:r>
     </w:p>
     <w:tbl>
@@ -1109,7 +1093,7 @@
                 <w:color w:val="000000"/>
                 <w:lang w:val="en-PK"/>
               </w:rPr>
-              <w:t xml:space="preserve">CLO-4</w:t>
+              <w:t>CLO-4</w:t>
             </w:r>
           </w:p>
         </w:tc>
@@ -1172,7 +1156,7 @@
                 <w:color w:val="242424"/>
                 <w:lang w:val="en-PK"/>
               </w:rPr>
-              <w:t xml:space="preserve">Implement functional web applications using appropriate front-end and back-end technologies.</w:t>
+              <w:t>Implement functional web applications using appropriate front-end and back-end technologies.</w:t>
             </w:r>
           </w:p>
         </w:tc>
@@ -1207,7 +1191,7 @@
                 <w:color w:val="000000"/>
                 <w:lang w:val="en-PK"/>
               </w:rPr>
-              <w:t xml:space="preserve">Applying</w:t>
+              <w:t>Applying</w:t>
             </w:r>
           </w:p>
         </w:tc>
@@ -1278,7 +1262,7 @@
     </w:p>
     <w:p>
       <w:pPr>
-        <w:spacing w:before="0" w:after="40" w:line="256" w:lineRule="auto"/>
+        <w:spacing w:after="40" w:line="256" w:lineRule="auto"/>
         <w:jc w:val="both"/>
       </w:pPr>
       <w:r>
@@ -1293,7 +1277,7 @@
     </w:p>
     <w:p>
       <w:pPr>
-        <w:spacing w:before="0" w:after="40" w:line="256" w:lineRule="auto"/>
+        <w:spacing w:after="40" w:line="256" w:lineRule="auto"/>
         <w:jc w:val="both"/>
       </w:pPr>
       <w:r>
@@ -1325,7 +1309,7 @@
           <w:ilvl w:val="0"/>
           <w:numId w:val="7"/>
         </w:numPr>
-        <w:spacing w:before="0" w:after="40" w:line="256" w:lineRule="auto"/>
+        <w:spacing w:after="40" w:line="256" w:lineRule="auto"/>
         <w:jc w:val="both"/>
       </w:pPr>
       <w:r>
@@ -1334,6 +1318,22 @@
           <w:lang w:val="en-PK"/>
         </w:rPr>
         <w:t>N = the last two digits of your roll number (e.g. FA24-BCS-074 gives N = 74; SP24-BCS-156 gives N = 56).</w:t>
+      </w:r>
+      <w:r>
+        <w:rPr>
+          <w:rFonts w:ascii="Calibri" w:eastAsia="Calibri" w:hAnsi="Calibri" w:cs="Calibri"/>
+          <w:lang w:val="en-PK"/>
+        </w:rPr>
+        <w:t xml:space="preserve"> </w:t>
+      </w:r>
+      <w:r>
+        <w:rPr>
+          <w:rFonts w:ascii="Calibri" w:eastAsia="Calibri" w:hAnsi="Calibri" w:cs="Calibri"/>
+          <w:b/>
+          <w:bCs/>
+          <w:lang w:val="en-PK"/>
+        </w:rPr>
+        <w:t>63</w:t>
       </w:r>
     </w:p>
     <w:p>
@@ -1342,7 +1342,7 @@
           <w:ilvl w:val="0"/>
           <w:numId w:val="7"/>
         </w:numPr>
-        <w:spacing w:before="0" w:after="40" w:line="256" w:lineRule="auto"/>
+        <w:spacing w:after="40" w:line="256" w:lineRule="auto"/>
         <w:jc w:val="both"/>
       </w:pPr>
       <w:r>
@@ -1351,6 +1351,22 @@
           <w:lang w:val="en-PK"/>
         </w:rPr>
         <w:t>Breakpoint BP = 600 + N pixels (e.g. N = 74 gives BP = 674px).</w:t>
+      </w:r>
+      <w:r>
+        <w:rPr>
+          <w:rFonts w:ascii="Calibri" w:eastAsia="Calibri" w:hAnsi="Calibri" w:cs="Calibri"/>
+          <w:lang w:val="en-PK"/>
+        </w:rPr>
+        <w:t xml:space="preserve"> </w:t>
+      </w:r>
+      <w:r>
+        <w:rPr>
+          <w:rFonts w:ascii="Calibri" w:eastAsia="Calibri" w:hAnsi="Calibri" w:cs="Calibri"/>
+          <w:b/>
+          <w:bCs/>
+          <w:lang w:val="en-PK"/>
+        </w:rPr>
+        <w:t xml:space="preserve"> 663</w:t>
       </w:r>
     </w:p>
     <w:p>
@@ -1359,7 +1375,7 @@
           <w:ilvl w:val="0"/>
           <w:numId w:val="7"/>
         </w:numPr>
-        <w:spacing w:before="0" w:after="40" w:line="256" w:lineRule="auto"/>
+        <w:spacing w:after="40" w:line="256" w:lineRule="auto"/>
         <w:jc w:val="both"/>
       </w:pPr>
       <w:r>
@@ -1368,6 +1384,31 @@
           <w:lang w:val="en-PK"/>
         </w:rPr>
         <w:t>Accent hue H = (N x 7) mod 360 degrees. Use it as hsl(H, 70%, 45%) wherever an "accent colour" is asked for.</w:t>
+      </w:r>
+      <w:r>
+        <w:rPr>
+          <w:rFonts w:ascii="Calibri" w:eastAsia="Calibri" w:hAnsi="Calibri" w:cs="Calibri"/>
+          <w:lang w:val="en-PK"/>
+        </w:rPr>
+        <w:t xml:space="preserve"> </w:t>
+      </w:r>
+      <w:r>
+        <w:rPr>
+          <w:rFonts w:ascii="Calibri" w:eastAsia="Calibri" w:hAnsi="Calibri" w:cs="Calibri"/>
+          <w:b/>
+          <w:bCs/>
+          <w:lang w:val="en-PK"/>
+        </w:rPr>
+        <w:t xml:space="preserve">H = </w:t>
+      </w:r>
+      <w:r>
+        <w:rPr>
+          <w:rFonts w:ascii="Calibri" w:eastAsia="Calibri" w:hAnsi="Calibri" w:cs="Calibri"/>
+          <w:b/>
+          <w:bCs/>
+          <w:lang w:val="en-PK"/>
+        </w:rPr>
+        <w:t>81</w:t>
       </w:r>
     </w:p>
     <w:p>
@@ -1376,7 +1417,7 @@
           <w:ilvl w:val="0"/>
           <w:numId w:val="7"/>
         </w:numPr>
-        <w:spacing w:before="0" w:after="40" w:line="256" w:lineRule="auto"/>
+        <w:spacing w:after="40" w:line="256" w:lineRule="auto"/>
         <w:jc w:val="both"/>
       </w:pPr>
       <w:r>
@@ -1385,6 +1426,22 @@
           <w:lang w:val="en-PK"/>
         </w:rPr>
         <w:t>K = (N mod 3) + 3. K is used in the tasks below.</w:t>
+      </w:r>
+      <w:r>
+        <w:rPr>
+          <w:rFonts w:ascii="Calibri" w:eastAsia="Calibri" w:hAnsi="Calibri" w:cs="Calibri"/>
+          <w:lang w:val="en-PK"/>
+        </w:rPr>
+        <w:t xml:space="preserve"> </w:t>
+      </w:r>
+      <w:r>
+        <w:rPr>
+          <w:rFonts w:ascii="Calibri" w:eastAsia="Calibri" w:hAnsi="Calibri" w:cs="Calibri"/>
+          <w:b/>
+          <w:bCs/>
+          <w:lang w:val="en-PK"/>
+        </w:rPr>
+        <w:t>3</w:t>
       </w:r>
     </w:p>
     <w:p>
@@ -1408,7 +1465,7 @@
           <w:ilvl w:val="0"/>
           <w:numId w:val="7"/>
         </w:numPr>
-        <w:spacing w:before="0" w:after="40" w:line="256" w:lineRule="auto"/>
+        <w:spacing w:after="40" w:line="256" w:lineRule="auto"/>
         <w:jc w:val="both"/>
       </w:pPr>
       <w:r>
@@ -1425,7 +1482,7 @@
           <w:ilvl w:val="0"/>
           <w:numId w:val="7"/>
         </w:numPr>
-        <w:spacing w:before="0" w:after="40" w:line="256" w:lineRule="auto"/>
+        <w:spacing w:after="40" w:line="256" w:lineRule="auto"/>
         <w:jc w:val="both"/>
       </w:pPr>
       <w:r>
@@ -1442,7 +1499,7 @@
           <w:ilvl w:val="0"/>
           <w:numId w:val="7"/>
         </w:numPr>
-        <w:spacing w:before="0" w:after="40" w:line="256" w:lineRule="auto"/>
+        <w:spacing w:after="40" w:line="256" w:lineRule="auto"/>
         <w:jc w:val="both"/>
       </w:pPr>
       <w:r>
@@ -1465,6 +1522,7 @@
           <w:bCs/>
           <w:lang w:val="en-PK"/>
         </w:rPr>
+        <w:lastRenderedPageBreak/>
         <w:t>Rules that apply to every task</w:t>
       </w:r>
     </w:p>
@@ -1474,7 +1532,7 @@
           <w:ilvl w:val="0"/>
           <w:numId w:val="7"/>
         </w:numPr>
-        <w:spacing w:before="0" w:after="40" w:line="256" w:lineRule="auto"/>
+        <w:spacing w:after="40" w:line="256" w:lineRule="auto"/>
         <w:jc w:val="both"/>
       </w:pPr>
       <w:r>
@@ -1491,7 +1549,7 @@
           <w:ilvl w:val="0"/>
           <w:numId w:val="7"/>
         </w:numPr>
-        <w:spacing w:before="0" w:after="40" w:line="256" w:lineRule="auto"/>
+        <w:spacing w:after="40" w:line="256" w:lineRule="auto"/>
         <w:jc w:val="both"/>
       </w:pPr>
       <w:r>
@@ -1508,7 +1566,7 @@
           <w:ilvl w:val="0"/>
           <w:numId w:val="7"/>
         </w:numPr>
-        <w:spacing w:before="0" w:after="40" w:line="256" w:lineRule="auto"/>
+        <w:spacing w:after="40" w:line="256" w:lineRule="auto"/>
         <w:jc w:val="both"/>
       </w:pPr>
       <w:r>
@@ -1525,7 +1583,7 @@
           <w:ilvl w:val="0"/>
           <w:numId w:val="7"/>
         </w:numPr>
-        <w:spacing w:before="0" w:after="40" w:line="256" w:lineRule="auto"/>
+        <w:spacing w:after="40" w:line="256" w:lineRule="auto"/>
         <w:jc w:val="both"/>
       </w:pPr>
       <w:r>
@@ -1553,7 +1611,7 @@
     </w:p>
     <w:p>
       <w:pPr>
-        <w:spacing w:before="0" w:after="40" w:line="256" w:lineRule="auto"/>
+        <w:spacing w:after="40" w:line="256" w:lineRule="auto"/>
         <w:jc w:val="both"/>
       </w:pPr>
       <w:r>
@@ -1570,7 +1628,7 @@
           <w:ilvl w:val="0"/>
           <w:numId w:val="7"/>
         </w:numPr>
-        <w:spacing w:before="0" w:after="40" w:line="256" w:lineRule="auto"/>
+        <w:spacing w:after="40" w:line="256" w:lineRule="auto"/>
         <w:jc w:val="both"/>
       </w:pPr>
       <w:r>
@@ -1587,7 +1645,7 @@
           <w:ilvl w:val="0"/>
           <w:numId w:val="7"/>
         </w:numPr>
-        <w:spacing w:before="0" w:after="40" w:line="256" w:lineRule="auto"/>
+        <w:spacing w:after="40" w:line="256" w:lineRule="auto"/>
         <w:jc w:val="both"/>
       </w:pPr>
       <w:r>
@@ -1604,7 +1662,7 @@
           <w:ilvl w:val="0"/>
           <w:numId w:val="7"/>
         </w:numPr>
-        <w:spacing w:before="0" w:after="40" w:line="256" w:lineRule="auto"/>
+        <w:spacing w:after="40" w:line="256" w:lineRule="auto"/>
         <w:jc w:val="both"/>
       </w:pPr>
       <w:r>
@@ -1632,7 +1690,7 @@
     </w:p>
     <w:p>
       <w:pPr>
-        <w:spacing w:before="0" w:after="40" w:line="256" w:lineRule="auto"/>
+        <w:spacing w:after="40" w:line="256" w:lineRule="auto"/>
         <w:jc w:val="both"/>
       </w:pPr>
       <w:r>
@@ -1649,7 +1707,7 @@
           <w:ilvl w:val="0"/>
           <w:numId w:val="7"/>
         </w:numPr>
-        <w:spacing w:before="0" w:after="40" w:line="256" w:lineRule="auto"/>
+        <w:spacing w:after="40" w:line="256" w:lineRule="auto"/>
         <w:jc w:val="both"/>
       </w:pPr>
       <w:r>
@@ -1666,7 +1724,7 @@
           <w:ilvl w:val="0"/>
           <w:numId w:val="7"/>
         </w:numPr>
-        <w:spacing w:before="0" w:after="40" w:line="256" w:lineRule="auto"/>
+        <w:spacing w:after="40" w:line="256" w:lineRule="auto"/>
         <w:jc w:val="both"/>
       </w:pPr>
       <w:r>
@@ -1683,7 +1741,7 @@
           <w:ilvl w:val="0"/>
           <w:numId w:val="7"/>
         </w:numPr>
-        <w:spacing w:before="0" w:after="40" w:line="256" w:lineRule="auto"/>
+        <w:spacing w:after="40" w:line="256" w:lineRule="auto"/>
         <w:jc w:val="both"/>
       </w:pPr>
       <w:r>
@@ -1711,7 +1769,7 @@
     </w:p>
     <w:p>
       <w:pPr>
-        <w:spacing w:before="0" w:after="40" w:line="256" w:lineRule="auto"/>
+        <w:spacing w:after="40" w:line="256" w:lineRule="auto"/>
         <w:jc w:val="both"/>
       </w:pPr>
       <w:r>
@@ -1728,7 +1786,7 @@
           <w:ilvl w:val="0"/>
           <w:numId w:val="7"/>
         </w:numPr>
-        <w:spacing w:before="0" w:after="40" w:line="256" w:lineRule="auto"/>
+        <w:spacing w:after="40" w:line="256" w:lineRule="auto"/>
         <w:jc w:val="both"/>
       </w:pPr>
       <w:r>
@@ -1745,7 +1803,7 @@
           <w:ilvl w:val="0"/>
           <w:numId w:val="7"/>
         </w:numPr>
-        <w:spacing w:before="0" w:after="40" w:line="256" w:lineRule="auto"/>
+        <w:spacing w:after="40" w:line="256" w:lineRule="auto"/>
         <w:jc w:val="both"/>
       </w:pPr>
       <w:r>
@@ -1762,7 +1820,7 @@
           <w:ilvl w:val="0"/>
           <w:numId w:val="7"/>
         </w:numPr>
-        <w:spacing w:before="0" w:after="40" w:line="256" w:lineRule="auto"/>
+        <w:spacing w:after="40" w:line="256" w:lineRule="auto"/>
         <w:jc w:val="both"/>
       </w:pPr>
       <w:r>
@@ -1779,7 +1837,7 @@
           <w:ilvl w:val="0"/>
           <w:numId w:val="7"/>
         </w:numPr>
-        <w:spacing w:before="0" w:after="40" w:line="256" w:lineRule="auto"/>
+        <w:spacing w:after="40" w:line="256" w:lineRule="auto"/>
         <w:jc w:val="both"/>
       </w:pPr>
       <w:r>
@@ -1811,7 +1869,7 @@
           <w:ilvl w:val="0"/>
           <w:numId w:val="7"/>
         </w:numPr>
-        <w:spacing w:before="0" w:after="40" w:line="256" w:lineRule="auto"/>
+        <w:spacing w:after="40" w:line="256" w:lineRule="auto"/>
         <w:jc w:val="both"/>
       </w:pPr>
       <w:r>
@@ -1828,14 +1886,15 @@
           <w:ilvl w:val="0"/>
           <w:numId w:val="7"/>
         </w:numPr>
-        <w:spacing w:before="0" w:after="40" w:line="256" w:lineRule="auto"/>
-        <w:jc w:val="both"/>
-      </w:pPr>
-      <w:r>
-        <w:rPr>
-          <w:rFonts w:ascii="Calibri" w:eastAsia="Calibri" w:hAnsi="Calibri" w:cs="Calibri"/>
-          <w:lang w:val="en-PK"/>
-        </w:rPr>
+        <w:spacing w:after="40" w:line="256" w:lineRule="auto"/>
+        <w:jc w:val="both"/>
+      </w:pPr>
+      <w:r>
+        <w:rPr>
+          <w:rFonts w:ascii="Calibri" w:eastAsia="Calibri" w:hAnsi="Calibri" w:cs="Calibri"/>
+          <w:lang w:val="en-PK"/>
+        </w:rPr>
+        <w:lastRenderedPageBreak/>
         <w:t>midterm/README.md containing: your name, roll number, N, BP, H and K; a list of every file you changed and, for each task, two or three lines saying what you changed and why; and the names of the AI tools you used (if any).</w:t>
       </w:r>
     </w:p>
@@ -1845,7 +1904,7 @@
           <w:ilvl w:val="0"/>
           <w:numId w:val="7"/>
         </w:numPr>
-        <w:spacing w:before="0" w:after="40" w:line="256" w:lineRule="auto"/>
+        <w:spacing w:after="40" w:line="256" w:lineRule="auto"/>
         <w:jc w:val="both"/>
       </w:pPr>
       <w:r>
@@ -1873,7 +1932,7 @@
     </w:p>
     <w:p>
       <w:pPr>
-        <w:spacing w:before="0" w:after="40" w:line="256" w:lineRule="auto"/>
+        <w:spacing w:after="40" w:line="256" w:lineRule="auto"/>
         <w:jc w:val="both"/>
       </w:pPr>
       <w:r>
@@ -3374,6 +3433,7 @@
   <w:style w:type="character" w:default="1" w:styleId="DefaultParagraphFont">
     <w:name w:val="Default Paragraph Font"/>
     <w:uiPriority w:val="1"/>
+    <w:semiHidden/>
     <w:unhideWhenUsed/>
   </w:style>
   <w:style w:type="table" w:default="1" w:styleId="TableNormal">
